--- a/작업일지/졸업작품 작업일지 - 19주차.docx
+++ b/작업일지/졸업작품 작업일지 - 19주차.docx
@@ -583,27 +583,7 @@
                 <w:rFonts w:hint="eastAsia"/>
                 <w:b/>
               </w:rPr>
-              <w:t>애니메이션 키프레임 보정 추출, 제거한 compute pass 되돌리기</w:t>
-            </w:r>
-            <w:r>
-              <w:rPr>
-                <w:b/>
-              </w:rPr>
-              <w:br/>
-            </w:r>
-            <w:r>
-              <w:rPr>
-                <w:rFonts w:hint="eastAsia"/>
-                <w:b/>
-              </w:rPr>
-              <w:t>애니메이션 블렌딩을 통한 부드러운 상태 전환 구현</w:t>
-            </w:r>
-            <w:r>
-              <w:rPr>
-                <w:rFonts w:hint="eastAsia"/>
-                <w:b/>
-              </w:rPr>
-              <w:t>, BV 애니메이션 설계</w:t>
+              <w:t>캐릭터의 이동 위치가 지형의 높이보다 낮을 때 슬라이딩 벡터 적용</w:t>
             </w:r>
           </w:p>
           <w:p>
@@ -708,176 +688,7 @@
         <w:rPr>
           <w:rFonts w:hint="eastAsia"/>
         </w:rPr>
-        <w:t xml:space="preserve">애니메이션 </w:t>
-      </w:r>
-      <w:r>
-        <w:rPr>
-          <w:rFonts w:hint="eastAsia"/>
-        </w:rPr>
-        <w:t>키프레임 보정 추출</w:t>
-      </w:r>
-    </w:p>
-    <w:p>
-      <w:pPr>
-        <w:pStyle w:val="a4"/>
-        <w:keepNext/>
-        <w:numPr>
-          <w:ilvl w:val="1"/>
-          <w:numId w:val="35"/>
-        </w:numPr>
-        <w:ind w:leftChars="0"/>
-      </w:pPr>
-      <w:r>
-        <w:rPr>
-          <w:rFonts w:hint="eastAsia"/>
-        </w:rPr>
-        <w:t>애니메이션을 추출할 때에,</w:t>
-      </w:r>
-      <w:r>
-        <w:br/>
-      </w:r>
-      <w:r>
-        <w:rPr>
-          <w:rFonts w:hint="eastAsia"/>
-        </w:rPr>
-        <w:t>일정 정도 이상의 누적 변화가 translation, rotation, scale 중 하나에서 관측되어야</w:t>
-      </w:r>
-      <w:r>
-        <w:br/>
-      </w:r>
-      <w:r>
-        <w:rPr>
-          <w:rFonts w:hint="eastAsia"/>
-        </w:rPr>
-        <w:t>키프레임으로 만들어 추출되도록 했었다.</w:t>
-      </w:r>
-      <w:r>
-        <w:br/>
-      </w:r>
-      <w:r>
-        <w:rPr>
-          <w:rFonts w:hint="eastAsia"/>
-        </w:rPr>
-        <w:t>그런데 그 기준값을 모든 애니메이션 클립에 대해서 동일하게 설정하면,</w:t>
-      </w:r>
-      <w:r>
-        <w:br/>
-      </w:r>
-      <w:r>
-        <w:rPr>
-          <w:rFonts w:hint="eastAsia"/>
-        </w:rPr>
-        <w:t>움직임이 적은 Idle 애니메이션과 움직임이 큰 Sprint 애니메이션 사이의 키프레임 수 차이가 크다.</w:t>
-      </w:r>
-      <w:r>
-        <w:br/>
-      </w:r>
-      <w:r>
-        <w:rPr>
-          <w:rFonts w:hint="eastAsia"/>
-        </w:rPr>
-        <w:t>따라서 애니메이션 클립마다 기준값을 다르게 설정할 수 있도록 하였다.</w:t>
-      </w:r>
-    </w:p>
-    <w:p>
-      <w:pPr>
-        <w:pStyle w:val="a4"/>
-        <w:keepNext/>
-        <w:ind w:leftChars="0" w:left="851"/>
-        <w:jc w:val="center"/>
-      </w:pPr>
-      <w:r>
-        <w:rPr>
-          <w:rFonts w:hint="eastAsia"/>
-          <w:noProof/>
-        </w:rPr>
-        <w:drawing>
-          <wp:inline distT="0" distB="0" distL="0" distR="0" wp14:anchorId="60D5AF0D" wp14:editId="655C0391">
-            <wp:extent cx="3600000" cy="4466109"/>
-            <wp:effectExtent l="0" t="0" r="635" b="0"/>
-            <wp:docPr id="369190701" name="그림 1"/>
-            <wp:cNvGraphicFramePr>
-              <a:graphicFrameLocks xmlns:a="http://schemas.openxmlformats.org/drawingml/2006/main" noChangeAspect="1"/>
-            </wp:cNvGraphicFramePr>
-            <a:graphic xmlns:a="http://schemas.openxmlformats.org/drawingml/2006/main">
-              <a:graphicData uri="http://schemas.openxmlformats.org/drawingml/2006/picture">
-                <pic:pic xmlns:pic="http://schemas.openxmlformats.org/drawingml/2006/picture">
-                  <pic:nvPicPr>
-                    <pic:cNvPr id="369190701" name="그림 369190701"/>
-                    <pic:cNvPicPr/>
-                  </pic:nvPicPr>
-                  <pic:blipFill>
-                    <a:blip r:embed="rId8">
-                      <a:extLst>
-                        <a:ext uri="{28A0092B-C50C-407E-A947-70E740481C1C}">
-                          <a14:useLocalDpi xmlns:a14="http://schemas.microsoft.com/office/drawing/2010/main" val="0"/>
-                        </a:ext>
-                      </a:extLst>
-                    </a:blip>
-                    <a:stretch>
-                      <a:fillRect/>
-                    </a:stretch>
-                  </pic:blipFill>
-                  <pic:spPr>
-                    <a:xfrm>
-                      <a:off x="0" y="0"/>
-                      <a:ext cx="3600000" cy="4466109"/>
-                    </a:xfrm>
-                    <a:prstGeom prst="rect">
-                      <a:avLst/>
-                    </a:prstGeom>
-                  </pic:spPr>
-                </pic:pic>
-              </a:graphicData>
-            </a:graphic>
-          </wp:inline>
-        </w:drawing>
-      </w:r>
-    </w:p>
-    <w:p>
-      <w:pPr>
-        <w:pStyle w:val="a9"/>
-        <w:jc w:val="center"/>
-      </w:pPr>
-      <w:r>
-        <w:rPr>
-          <w:rFonts w:hint="eastAsia"/>
-        </w:rPr>
-        <w:t>[그</w:t>
-      </w:r>
-      <w:r>
-        <w:t xml:space="preserve">림 </w:t>
-      </w:r>
-      <w:fldSimple w:instr=" SEQ 그림 \* ARABIC ">
-        <w:r>
-          <w:rPr>
-            <w:noProof/>
-          </w:rPr>
-          <w:t>1</w:t>
-        </w:r>
-      </w:fldSimple>
-      <w:r>
-        <w:rPr>
-          <w:rFonts w:hint="eastAsia"/>
-        </w:rPr>
-        <w:t>] 애니메이션 클립(인덱스)마다 키 프레임 추출 기준 누적 변화량을 다르게 설정</w:t>
-      </w:r>
-    </w:p>
-    <w:p>
-      <w:pPr>
-        <w:pStyle w:val="a4"/>
-        <w:numPr>
-          <w:ilvl w:val="0"/>
-          <w:numId w:val="35"/>
-        </w:numPr>
-        <w:ind w:leftChars="0"/>
-      </w:pPr>
-      <w:r>
-        <w:rPr>
-          <w:rFonts w:hint="eastAsia"/>
-        </w:rPr>
-        <w:lastRenderedPageBreak/>
-        <w:t>제거한 compute pass 되돌리기</w:t>
+        <w:t>캐릭터의 이동 위치가 지형의 높이보다 낮을 때 슬라이딩 벡터 적용</w:t>
       </w:r>
     </w:p>
     <w:p>
@@ -893,7 +704,35 @@
         <w:rPr>
           <w:rFonts w:hint="eastAsia"/>
         </w:rPr>
-        <w:t>본들의 toLocal 행렬과 toWorld 행렬을 곱하는데 사용할 MatMul compute pass를 다시 추가했다.</w:t>
+        <w:t>기존의 경우엔 플레이어가 절벽을 마주한 채로 앞으로 가면 절벽 위로 순간 이동하는 문제가 있음.</w:t>
+      </w:r>
+    </w:p>
+    <w:p>
+      <w:pPr>
+        <w:pStyle w:val="a4"/>
+        <w:numPr>
+          <w:ilvl w:val="1"/>
+          <w:numId w:val="35"/>
+        </w:numPr>
+        <w:ind w:leftChars="0"/>
+      </w:pPr>
+      <w:r>
+        <w:rPr>
+          <w:rFonts w:hint="eastAsia"/>
+        </w:rPr>
+        <w:t>플레이어를 지형 위로 올리되, 플레이어의 입력이 발생시킨 이동량</w:t>
+      </w:r>
+      <w:r>
+        <w:rPr>
+          <w:rFonts w:hint="eastAsia"/>
+        </w:rPr>
+        <w:t xml:space="preserve"> </w:t>
+      </w:r>
+      <w:r>
+        <w:rPr>
+          <w:rFonts w:hint="eastAsia"/>
+        </w:rPr>
+        <w:t>만큼만 이동해야 함.</w:t>
       </w:r>
     </w:p>
     <w:p>
@@ -909,16 +748,7 @@
         <w:rPr>
           <w:rFonts w:hint="eastAsia"/>
         </w:rPr>
-        <w:t>Vertex Shader에 해당 행렬곱을 내포한 뒤로</w:t>
-      </w:r>
-      <w:r>
-        <w:br/>
-      </w:r>
-      <w:r>
-        <w:rPr>
-          <w:rFonts w:hint="eastAsia"/>
-        </w:rPr>
-        <w:t>본당 한 번의 행렬곱이, (버텍스 * 4)당 한 번 수행되고 있었다.</w:t>
+        <w:t>충돌점과 충돌면에 대한 객체 운동의 슬라이딩 벡터를 구해 슬라이딩 시키는 로직 구현</w:t>
       </w:r>
     </w:p>
     <w:p>
@@ -934,7 +764,7 @@
         <w:rPr>
           <w:rFonts w:hint="eastAsia"/>
         </w:rPr>
-        <w:t>우리 게임은 적어도 200개 이상의 많은 애니메이션되는 객체를 렌더링하고,</w:t>
+        <w:t>플레이어 이동 도착 지점을 포함하는 삼각형을 충돌면으로 설정했는데,</w:t>
       </w:r>
       <w:r>
         <w:br/>
@@ -943,7 +773,7 @@
         <w:rPr>
           <w:rFonts w:hint="eastAsia"/>
         </w:rPr>
-        <w:t>bone의 개수보다야 vertex의 개수가 20배는 더 많으므로,</w:t>
+        <w:t>출발 지점과 도착 지점 사이에 얼마든지 충돌이 더 있을 수 있었음.</w:t>
       </w:r>
       <w:r>
         <w:br/>
@@ -952,91 +782,7 @@
         <w:rPr>
           <w:rFonts w:hint="eastAsia"/>
         </w:rPr>
-        <w:t>cpu-gpu 사이의 데이터 upload, readback으로 인한 오버헤드를 상쇄하고 성능 이득을 볼 수 있다.</w:t>
-      </w:r>
-    </w:p>
-    <w:p>
-      <w:pPr>
-        <w:pStyle w:val="a4"/>
-        <w:numPr>
-          <w:ilvl w:val="0"/>
-          <w:numId w:val="35"/>
-        </w:numPr>
-        <w:ind w:leftChars="0"/>
-      </w:pPr>
-      <w:r>
-        <w:rPr>
-          <w:rFonts w:hint="eastAsia"/>
-        </w:rPr>
-        <w:t>애니메이션 블렌딩을 통한 부드러운 상태 전환 구현</w:t>
-      </w:r>
-    </w:p>
-    <w:p>
-      <w:pPr>
-        <w:pStyle w:val="a4"/>
-        <w:numPr>
-          <w:ilvl w:val="1"/>
-          <w:numId w:val="35"/>
-        </w:numPr>
-        <w:ind w:leftChars="0"/>
-      </w:pPr>
-      <w:r>
-        <w:rPr>
-          <w:rFonts w:hint="eastAsia"/>
-        </w:rPr>
-        <w:t>페이드인, 페이드아웃, 순환 애니메이션(애니메이션1-&gt;애니메이션2-&gt;</w:t>
-      </w:r>
-      <w:r>
-        <w:t>…</w:t>
-      </w:r>
-      <w:r>
-        <w:rPr>
-          <w:rFonts w:hint="eastAsia"/>
-        </w:rPr>
-        <w:t>-&gt;애니메이션1) 등</w:t>
-      </w:r>
-      <w:r>
-        <w:br/>
-      </w:r>
-      <w:r>
-        <w:rPr>
-          <w:rFonts w:hint="eastAsia"/>
-        </w:rPr>
-        <w:t>다양한 애니메이션 시퀀스를 구현하였다.</w:t>
-      </w:r>
-    </w:p>
-    <w:p>
-      <w:pPr>
-        <w:pStyle w:val="a4"/>
-        <w:numPr>
-          <w:ilvl w:val="1"/>
-          <w:numId w:val="35"/>
-        </w:numPr>
-        <w:ind w:leftChars="0"/>
-      </w:pPr>
-      <w:r>
-        <w:rPr>
-          <w:rFonts w:hint="eastAsia"/>
-        </w:rPr>
-        <w:t>애니메이션 컨트롤러가 FSM을 내장하고 있어, 상태 전환 시</w:t>
-      </w:r>
-      <w:r>
-        <w:br/>
-      </w:r>
-      <w:r>
-        <w:rPr>
-          <w:rFonts w:hint="eastAsia"/>
-        </w:rPr>
-        <w:t>해당 상태 전환에 지정된 애니메이션 시퀀스들을 플레이한다.</w:t>
-      </w:r>
-      <w:r>
-        <w:br/>
-      </w:r>
-      <w:r>
-        <w:rPr>
-          <w:rFonts w:hint="eastAsia"/>
-        </w:rPr>
-        <w:t>애니메이션 시퀀스들은 코루틴으로 구현되었다.</w:t>
+        <w:t>이에 따른 버그 발생.</w:t>
       </w:r>
     </w:p>
     <w:p>
@@ -1052,7 +798,7 @@
         <w:rPr>
           <w:rFonts w:hint="eastAsia"/>
         </w:rPr>
-        <w:t>간단한 예를 들자면, Idle -&gt; Walk 상태 전환 시 Idle 애니메이션을 FadeOut 시키고,</w:t>
+        <w:t>플레이어 이동 출발 지점, 그리고 도착 지점을 그대로 지형 위로 올린 점을 이은 벡터에 대해</w:t>
       </w:r>
       <w:r>
         <w:br/>
@@ -1061,48 +807,7 @@
         <w:rPr>
           <w:rFonts w:hint="eastAsia"/>
         </w:rPr>
-        <w:t>Walk 애니메이션을 FadeIn 시키는 것이다.</w:t>
-      </w:r>
-    </w:p>
-    <w:p>
-      <w:pPr>
-        <w:pStyle w:val="a4"/>
-        <w:numPr>
-          <w:ilvl w:val="2"/>
-          <w:numId w:val="35"/>
-        </w:numPr>
-        <w:ind w:leftChars="0"/>
-      </w:pPr>
-      <w:r>
-        <w:rPr>
-          <w:rFonts w:hint="eastAsia"/>
-        </w:rPr>
-        <w:t>순환 애니메이션 중 현재 재생되고 있는 애니메이션을 찾아 FadeO</w:t>
-      </w:r>
-      <w:r>
-        <w:t>ut</w:t>
-      </w:r>
-      <w:r>
-        <w:rPr>
-          <w:rFonts w:hint="eastAsia"/>
-        </w:rPr>
-        <w:t xml:space="preserve"> 시킬 수 있다.</w:t>
-      </w:r>
-    </w:p>
-    <w:p>
-      <w:pPr>
-        <w:pStyle w:val="a4"/>
-        <w:numPr>
-          <w:ilvl w:val="2"/>
-          <w:numId w:val="35"/>
-        </w:numPr>
-        <w:ind w:leftChars="0"/>
-      </w:pPr>
-      <w:r>
-        <w:rPr>
-          <w:rFonts w:hint="eastAsia"/>
-        </w:rPr>
-        <w:t>FadeOut 하려는 애니메이션이 몇 % 재생되었느냐에 따라</w:t>
+        <w:t>수직인 벡터를 충돌면의 노멀로 근사하기로 결정.</w:t>
       </w:r>
       <w:r>
         <w:br/>
@@ -1111,510 +816,8 @@
         <w:rPr>
           <w:rFonts w:hint="eastAsia"/>
         </w:rPr>
-        <w:t>FadeIn 하려는 애니메이션의 시작 지점을 설정한다.</w:t>
-      </w:r>
-    </w:p>
-    <w:p>
-      <w:pPr>
-        <w:pStyle w:val="a4"/>
-        <w:numPr>
-          <w:ilvl w:val="1"/>
-          <w:numId w:val="35"/>
-        </w:numPr>
-        <w:ind w:leftChars="0"/>
-      </w:pPr>
-      <w:r>
-        <w:rPr>
-          <w:rFonts w:hint="eastAsia"/>
-        </w:rPr>
-        <w:t>상태전환이 진행 중인 와중에 다른 상태전환이 새롭게 요청될 수 있다.</w:t>
-      </w:r>
-      <w:r>
-        <w:br/>
-      </w:r>
-      <w:r>
-        <w:rPr>
-          <w:rFonts w:hint="eastAsia"/>
-        </w:rPr>
-        <w:t>동일한 애니메이션 인스턴스의 애니메이션 시퀀스를 교체할 경우,</w:t>
-      </w:r>
-      <w:r>
-        <w:br/>
-      </w:r>
-      <w:r>
-        <w:rPr>
-          <w:rFonts w:hint="eastAsia"/>
-        </w:rPr>
-        <w:t>이전 애니메이션 시퀀스가 완료되지 않은 상태에서 제거된다.</w:t>
-      </w:r>
-    </w:p>
-    <w:p>
-      <w:pPr>
-        <w:pStyle w:val="a4"/>
-        <w:numPr>
-          <w:ilvl w:val="2"/>
-          <w:numId w:val="35"/>
-        </w:numPr>
-        <w:ind w:leftChars="0"/>
-      </w:pPr>
-      <w:r>
-        <w:rPr>
-          <w:rFonts w:hint="eastAsia"/>
-        </w:rPr>
-        <w:t>이때, 맞물려있는 애니메이션 시퀀스들도 같이 제거하기 위해</w:t>
-      </w:r>
-      <w:r>
-        <w:br/>
-      </w:r>
-      <w:r>
-        <w:rPr>
-          <w:rFonts w:hint="eastAsia"/>
-        </w:rPr>
-        <w:t>해당 애니메이션 시퀀스를 담는 RAII 객체를 코루틴 본문의 시작점에 둔다.</w:t>
-      </w:r>
-      <w:r>
-        <w:br/>
-      </w:r>
-      <w:r>
-        <w:rPr>
-          <w:rFonts w:hint="eastAsia"/>
-        </w:rPr>
-        <w:t>이미 재생중인 애니메이션에 대해 애니메이션 시퀀스를 교체하면 만료된</w:t>
-      </w:r>
-      <w:r>
-        <w:br/>
-      </w:r>
-      <w:r>
-        <w:rPr>
-          <w:rFonts w:hint="eastAsia"/>
-        </w:rPr>
-        <w:t>애니메이션 시퀀스의 코루틴 핸들이 나오는데,</w:t>
-      </w:r>
-      <w:r>
-        <w:br/>
-      </w:r>
-      <w:r>
-        <w:rPr>
-          <w:rFonts w:hint="eastAsia"/>
-        </w:rPr>
-        <w:t>이는 awaitable 객체를 co_await 하면서 발생하므로 awaitable 객체가 자체적으로</w:t>
-      </w:r>
-      <w:r>
-        <w:br/>
-      </w:r>
-      <w:r>
-        <w:rPr>
-          <w:rFonts w:hint="eastAsia"/>
-        </w:rPr>
-        <w:t xml:space="preserve">해당 코루틴 핸들을 관리해야 한다. </w:t>
-      </w:r>
-    </w:p>
-    <w:p>
-      <w:pPr>
-        <w:pStyle w:val="a4"/>
-        <w:numPr>
-          <w:ilvl w:val="2"/>
-          <w:numId w:val="35"/>
-        </w:numPr>
-        <w:ind w:leftChars="0"/>
-      </w:pPr>
-      <w:r>
-        <w:rPr>
-          <w:rFonts w:hint="eastAsia"/>
-        </w:rPr>
-        <w:t>한편, std::coroutine_handle&lt;Promise&gt;::destroy()는 코루틴 본문의 지역변수들에 대해서는</w:t>
-      </w:r>
-      <w:r>
-        <w:br/>
-      </w:r>
-      <w:r>
-        <w:rPr>
-          <w:rFonts w:hint="eastAsia"/>
-        </w:rPr>
-        <w:t>소멸자를 호출해주는데 반해, 해당 코루틴이 co_await 연산자를 통해 대기하고 있는</w:t>
-      </w:r>
-      <w:r>
-        <w:br/>
-      </w:r>
-      <w:r>
-        <w:rPr>
-          <w:rFonts w:hint="eastAsia"/>
-        </w:rPr>
-        <w:t>awaitable 객체의 소멸자</w:t>
-      </w:r>
-      <w:r>
-        <w:rPr>
-          <w:rFonts w:hint="eastAsia"/>
-        </w:rPr>
-        <w:t>는</w:t>
-      </w:r>
-      <w:r>
-        <w:rPr>
-          <w:rFonts w:hint="eastAsia"/>
-        </w:rPr>
-        <w:t xml:space="preserve"> 불</w:t>
-      </w:r>
-      <w:r>
-        <w:rPr>
-          <w:rFonts w:hint="eastAsia"/>
-        </w:rPr>
-        <w:t>러주지 않는다!</w:t>
-      </w:r>
-      <w:r>
-        <w:rPr>
-          <w:rFonts w:hint="eastAsia"/>
-        </w:rPr>
-        <w:t xml:space="preserve"> (Visual Studio 컴파일러 버그?)</w:t>
-      </w:r>
-      <w:r>
-        <w:br/>
-      </w:r>
-      <w:r>
-        <w:rPr>
-          <w:rFonts w:hint="eastAsia"/>
-        </w:rPr>
-        <w:t>때문에, awaitable 객체에는 따로 소멸자가 불려야 하는 객체를 담을 수가 없다.</w:t>
-      </w:r>
-      <w:r>
-        <w:br/>
-      </w:r>
-      <w:r>
-        <w:rPr>
-          <w:rFonts w:hint="eastAsia"/>
-        </w:rPr>
-        <w:t>소멸자에서 파괴해야 할 코루틴 핸들을</w:t>
-      </w:r>
-      <w:r>
-        <w:br/>
-      </w:r>
-      <w:r>
-        <w:rPr>
-          <w:rFonts w:hint="eastAsia"/>
-        </w:rPr>
-        <w:t>awaitable 객체의 await_suspend 함수에서 AnimationController에 등록해놓고,</w:t>
-      </w:r>
-      <w:r>
-        <w:br/>
-      </w:r>
-      <w:r>
-        <w:rPr>
-          <w:rFonts w:hint="eastAsia"/>
-        </w:rPr>
-        <w:t>AnimationController가 각 애니메이션 시퀀스들의 업데이트가 끝난 후</w:t>
-      </w:r>
-      <w:r>
-        <w:br/>
-      </w:r>
-      <w:r>
-        <w:rPr>
-          <w:rFonts w:hint="eastAsia"/>
-        </w:rPr>
-        <w:t>등록된 객체들을 해제하도록 하였다.</w:t>
-      </w:r>
-    </w:p>
-    <w:p>
-      <w:pPr>
-        <w:pStyle w:val="a4"/>
-        <w:numPr>
-          <w:ilvl w:val="2"/>
-          <w:numId w:val="35"/>
-        </w:numPr>
-        <w:ind w:leftChars="0"/>
-      </w:pPr>
-      <w:r>
-        <w:rPr>
-          <w:rFonts w:hint="eastAsia"/>
-        </w:rPr>
-        <w:lastRenderedPageBreak/>
-        <w:t>이 짓들을 하지 않았을 때, 생성된 코루틴 수와 제거된 코루틴 수를 체크해보면</w:t>
-      </w:r>
-      <w:r>
-        <w:br/>
-      </w:r>
-      <w:r>
-        <w:rPr>
-          <w:rFonts w:hint="eastAsia"/>
-        </w:rPr>
-        <w:t>초당 2개 정도 생성된 코루틴 수가 더 많게 된다.</w:t>
-      </w:r>
-      <w:r>
-        <w:br/>
-      </w:r>
-      <w:r>
-        <w:rPr>
-          <w:rFonts w:hint="eastAsia"/>
-        </w:rPr>
-        <w:t>즉, 메모리 릭이다</w:t>
-      </w:r>
-      <w:r>
-        <w:t>…</w:t>
-      </w:r>
-    </w:p>
-    <w:p>
-      <w:pPr>
-        <w:pStyle w:val="a4"/>
-        <w:numPr>
-          <w:ilvl w:val="1"/>
-          <w:numId w:val="35"/>
-        </w:numPr>
-        <w:ind w:leftChars="0"/>
-      </w:pPr>
-      <w:r>
-        <w:rPr>
-          <w:rFonts w:hint="eastAsia"/>
-        </w:rPr>
-        <w:t>플레이어의 속력에 따라, 그리고 플레이어의 속도와 forward 방향 벡터의 내적값에 따라</w:t>
-      </w:r>
-      <w:r>
-        <w:br/>
-      </w:r>
-      <w:r>
-        <w:rPr>
-          <w:rFonts w:hint="eastAsia"/>
-        </w:rPr>
-        <w:t>상태 전환 이벤트를 발생시킨다.</w:t>
-      </w:r>
-    </w:p>
-    <w:p>
-      <w:pPr>
-        <w:pStyle w:val="a4"/>
-        <w:numPr>
-          <w:ilvl w:val="2"/>
-          <w:numId w:val="35"/>
-        </w:numPr>
-        <w:ind w:leftChars="0"/>
-      </w:pPr>
-      <w:r>
-        <w:rPr>
-          <w:rFonts w:hint="eastAsia"/>
-        </w:rPr>
-        <w:t>따라서 플레이어가 움직이는 방향, 속도에 따라 적절한 애니메이션이 재생된다.</w:t>
-      </w:r>
-    </w:p>
-    <w:p>
-      <w:pPr>
-        <w:pStyle w:val="a4"/>
-        <w:numPr>
-          <w:ilvl w:val="0"/>
-          <w:numId w:val="35"/>
-        </w:numPr>
-        <w:ind w:leftChars="0"/>
-      </w:pPr>
-      <w:r>
-        <w:rPr>
-          <w:rFonts w:hint="eastAsia"/>
-        </w:rPr>
-        <w:t>BV(Bounding Volume) 애니메이션 설계</w:t>
-      </w:r>
-    </w:p>
-    <w:p>
-      <w:pPr>
-        <w:pStyle w:val="a4"/>
-        <w:numPr>
-          <w:ilvl w:val="1"/>
-          <w:numId w:val="35"/>
-        </w:numPr>
-        <w:ind w:leftChars="0"/>
-      </w:pPr>
-      <w:r>
-        <w:rPr>
-          <w:rFonts w:hint="eastAsia"/>
-        </w:rPr>
-        <w:t>우리 게임은 부위별 충돌이 있기 때문에, Bounding Volume을 애니메이션해야 하고,</w:t>
-      </w:r>
-      <w:r>
-        <w:br/>
-      </w:r>
-      <w:r>
-        <w:rPr>
-          <w:rFonts w:hint="eastAsia"/>
-        </w:rPr>
-        <w:t>그것은 서버에서 수행되기 때문에 pre-sampled animation 방식을 사용해야 한다.</w:t>
-      </w:r>
-    </w:p>
-    <w:p>
-      <w:pPr>
-        <w:keepNext/>
-        <w:ind w:left="425"/>
-        <w:jc w:val="center"/>
-      </w:pPr>
-      <w:r>
-        <w:rPr>
-          <w:rFonts w:hint="eastAsia"/>
-          <w:noProof/>
-        </w:rPr>
-        <w:drawing>
-          <wp:inline distT="0" distB="0" distL="0" distR="0" wp14:anchorId="0376CC05" wp14:editId="775F5688">
-            <wp:extent cx="4320000" cy="3621557"/>
-            <wp:effectExtent l="0" t="0" r="4445" b="0"/>
-            <wp:docPr id="1837804096" name="그림 2"/>
-            <wp:cNvGraphicFramePr>
-              <a:graphicFrameLocks xmlns:a="http://schemas.openxmlformats.org/drawingml/2006/main" noChangeAspect="1"/>
-            </wp:cNvGraphicFramePr>
-            <a:graphic xmlns:a="http://schemas.openxmlformats.org/drawingml/2006/main">
-              <a:graphicData uri="http://schemas.openxmlformats.org/drawingml/2006/picture">
-                <pic:pic xmlns:pic="http://schemas.openxmlformats.org/drawingml/2006/picture">
-                  <pic:nvPicPr>
-                    <pic:cNvPr id="1837804096" name="그림 1837804096"/>
-                    <pic:cNvPicPr/>
-                  </pic:nvPicPr>
-                  <pic:blipFill>
-                    <a:blip r:embed="rId9">
-                      <a:extLst>
-                        <a:ext uri="{28A0092B-C50C-407E-A947-70E740481C1C}">
-                          <a14:useLocalDpi xmlns:a14="http://schemas.microsoft.com/office/drawing/2010/main" val="0"/>
-                        </a:ext>
-                      </a:extLst>
-                    </a:blip>
-                    <a:stretch>
-                      <a:fillRect/>
-                    </a:stretch>
-                  </pic:blipFill>
-                  <pic:spPr>
-                    <a:xfrm>
-                      <a:off x="0" y="0"/>
-                      <a:ext cx="4320000" cy="3621557"/>
-                    </a:xfrm>
-                    <a:prstGeom prst="rect">
-                      <a:avLst/>
-                    </a:prstGeom>
-                  </pic:spPr>
-                </pic:pic>
-              </a:graphicData>
-            </a:graphic>
-          </wp:inline>
-        </w:drawing>
-      </w:r>
-    </w:p>
-    <w:p>
-      <w:pPr>
-        <w:pStyle w:val="a9"/>
-        <w:jc w:val="center"/>
-      </w:pPr>
-      <w:r>
-        <w:rPr>
-          <w:rFonts w:hint="eastAsia"/>
-        </w:rPr>
-        <w:t>[</w:t>
-      </w:r>
-      <w:r>
-        <w:t xml:space="preserve">그림 </w:t>
-      </w:r>
-      <w:fldSimple w:instr=" SEQ 그림 \* ARABIC ">
-        <w:r>
-          <w:rPr>
-            <w:noProof/>
-          </w:rPr>
-          <w:t>2</w:t>
-        </w:r>
-      </w:fldSimple>
-      <w:r>
-        <w:rPr>
-          <w:rFonts w:hint="eastAsia"/>
-        </w:rPr>
-        <w:t>] 캐릭터의 BVH (테스트용으로 최상위 BV를 박스로 설정)</w:t>
-      </w:r>
-    </w:p>
-    <w:p>
-      <w:pPr>
-        <w:pStyle w:val="a4"/>
-        <w:numPr>
-          <w:ilvl w:val="1"/>
-          <w:numId w:val="35"/>
-        </w:numPr>
-        <w:ind w:leftChars="0"/>
-      </w:pPr>
-      <w:r>
-        <w:rPr>
-          <w:rFonts w:hint="eastAsia"/>
-        </w:rPr>
-        <w:t>bounding volume마다 영향을 받을 bone index와 bone weight를 4개씩 두고,</w:t>
-      </w:r>
-      <w:r>
-        <w:br/>
-      </w:r>
-      <w:r>
-        <w:rPr>
-          <w:rFonts w:hint="eastAsia"/>
-        </w:rPr>
-        <w:t>추출할 때 미리 지정된 FPS값으로 스켈레톤에 대해 애니메이션을 샘플링한 뒤</w:t>
-      </w:r>
-      <w:r>
-        <w:br/>
-      </w:r>
-      <w:r>
-        <w:rPr>
-          <w:rFonts w:hint="eastAsia"/>
-        </w:rPr>
-        <w:t>프레임마다의 본들의 변환을 블렌딩하여 각 프레임에서의 bounding volume의 변환을 추출한다.</w:t>
-      </w:r>
-    </w:p>
-    <w:p>
-      <w:pPr>
-        <w:pStyle w:val="a4"/>
-        <w:numPr>
-          <w:ilvl w:val="2"/>
-          <w:numId w:val="35"/>
-        </w:numPr>
-        <w:ind w:leftChars="0"/>
-      </w:pPr>
-      <w:r>
-        <w:rPr>
-          <w:rFonts w:hint="eastAsia"/>
-        </w:rPr>
-        <w:t>pre-sampled animation은 이미 구현했으므로,</w:t>
-      </w:r>
-      <w:r>
-        <w:br/>
-      </w:r>
-      <w:r>
-        <w:rPr>
-          <w:rFonts w:hint="eastAsia"/>
-        </w:rPr>
-        <w:t>캐릭터에 대해서 vertex shader에서 수행하고 있는 정점 블렌딩과 같은 동작을 수행하기만 하면</w:t>
-      </w:r>
-      <w:r>
-        <w:br/>
-      </w:r>
-      <w:r>
-        <w:rPr>
-          <w:rFonts w:hint="eastAsia"/>
-        </w:rPr>
-        <w:t>된다.</w:t>
-      </w:r>
-    </w:p>
-    <w:p>
-      <w:pPr>
-        <w:pStyle w:val="a4"/>
-        <w:numPr>
-          <w:ilvl w:val="2"/>
-          <w:numId w:val="35"/>
-        </w:numPr>
-        <w:ind w:leftChars="0"/>
-      </w:pPr>
-      <w:r>
-        <w:rPr>
-          <w:rFonts w:hint="eastAsia"/>
-        </w:rPr>
-        <w:t>이를 위한 추출 및 가져오기 코드, 올바르게 애니메이션되고 있는지 관찰하기 위한</w:t>
-      </w:r>
-      <w:r>
-        <w:br/>
-      </w:r>
-      <w:r>
-        <w:rPr>
-          <w:rFonts w:hint="eastAsia"/>
-        </w:rPr>
-        <w:t>bounding volume rendering 코드가 작성중에 있다.</w:t>
-      </w:r>
-    </w:p>
-    <w:p>
-      <w:pPr>
-        <w:widowControl/>
-        <w:wordWrap/>
-        <w:autoSpaceDE/>
-        <w:autoSpaceDN/>
-      </w:pPr>
+        <w:t>합리적인 움직임을 보이고 있음.</w:t>
+      </w:r>
       <w:r>
         <w:br w:type="page"/>
       </w:r>
@@ -3366,7 +2569,7 @@
         <w:spacing w:after="0"/>
         <w:ind w:leftChars="0" w:left="425"/>
       </w:pPr>
-      <w:hyperlink r:id="rId10" w:history="1">
+      <w:hyperlink r:id="rId8" w:history="1">
         <w:r>
           <w:rPr>
             <w:rStyle w:val="a7"/>
@@ -3959,7 +3162,6 @@
       <w:pPr>
         <w:jc w:val="left"/>
         <w:rPr>
-          <w:rFonts w:hint="eastAsia"/>
           <w:noProof/>
         </w:rPr>
       </w:pPr>
@@ -4131,7 +3333,6 @@
             <w:pPr>
               <w:jc w:val="center"/>
               <w:rPr>
-                <w:rFonts w:hint="eastAsia"/>
                 <w:b/>
                 <w:sz w:val="22"/>
               </w:rPr>
@@ -4291,7 +3492,7 @@
                 <w:bCs/>
                 <w:szCs w:val="20"/>
               </w:rPr>
-              <w:t>캐릭터가 땅 위를 걸어다니도록 지형 충돌처리 구현</w:t>
+              <w:t xml:space="preserve">중력 구현, </w:t>
             </w:r>
             <w:r>
               <w:rPr>
@@ -4300,56 +3501,12 @@
                 <w:bCs/>
                 <w:szCs w:val="20"/>
               </w:rPr>
-              <w:t>,</w:t>
-            </w:r>
-            <w:r>
-              <w:rPr>
-                <w:b/>
-                <w:bCs/>
-                <w:szCs w:val="20"/>
-              </w:rPr>
-              <w:br/>
-            </w:r>
-            <w:r>
-              <w:rPr>
-                <w:rFonts w:hint="eastAsia"/>
-                <w:b/>
-                <w:bCs/>
-                <w:szCs w:val="20"/>
-              </w:rPr>
-              <w:t>Bounding Volume의 애니메이션 구현 및 애니메이션 된 Bounding Volume간의 충돌처리</w:t>
-            </w:r>
-            <w:r>
-              <w:rPr>
-                <w:rFonts w:hint="eastAsia"/>
-                <w:b/>
-                <w:bCs/>
-                <w:szCs w:val="20"/>
-              </w:rPr>
-              <w:t>,</w:t>
-            </w:r>
-            <w:r>
-              <w:rPr>
-                <w:b/>
-                <w:bCs/>
-                <w:szCs w:val="20"/>
-              </w:rPr>
-              <w:br/>
-            </w:r>
-            <w:r>
-              <w:rPr>
-                <w:rFonts w:hint="eastAsia"/>
-                <w:b/>
-                <w:bCs/>
-                <w:szCs w:val="20"/>
-              </w:rPr>
-              <w:t>충돌처리와 애니메이션을 조합하여 최소한 1대1 전투 구현</w:t>
+              <w:t>충돌처리와 애니메이션을 조합하여 1대1 전투 구현</w:t>
             </w:r>
           </w:p>
           <w:p>
             <w:pPr>
               <w:rPr>
-                <w:rFonts w:hint="eastAsia"/>
                 <w:b/>
                 <w:bCs/>
                 <w:szCs w:val="20"/>
@@ -4380,16 +3537,7 @@
                 <w:bCs/>
                 <w:szCs w:val="20"/>
               </w:rPr>
-              <w:t xml:space="preserve">Cascade Shadow Map 개선, </w:t>
-            </w:r>
-            <w:r>
-              <w:rPr>
-                <w:rFonts w:hint="eastAsia"/>
-                <w:b/>
-                <w:bCs/>
-                <w:szCs w:val="20"/>
-              </w:rPr>
-              <w:t>UI 작업</w:t>
+              <w:t>Cascade Shadow Map 개선, UI 작업</w:t>
             </w:r>
           </w:p>
         </w:tc>
